--- a/Record/FSD1 Record Sample Print (2).docx
+++ b/Record/FSD1 Record Sample Print (2).docx
@@ -36870,11 +36870,282 @@
         <w:autoSpaceDN w:val="0"/>
         <w:adjustRightInd w:val="0"/>
         <w:spacing w:after="0" w:line="360" w:lineRule="auto"/>
-        <w:jc w:val="both"/>
+        <w:jc w:val="center"/>
         <w:rPr>
           <w:rFonts w:ascii="Arial" w:hAnsi="Arial" w:cs="Arial"/>
           <w:b/>
           <w:bCs/>
+          <w:sz w:val="28"/>
+          <w:szCs w:val="24"/>
+        </w:rPr>
+      </w:pPr>
+      <w:r>
+        <w:rPr>
+          <w:rFonts w:ascii="Arial" w:hAnsi="Arial" w:cs="Arial"/>
+          <w:b/>
+          <w:bCs/>
+          <w:sz w:val="28"/>
+          <w:szCs w:val="24"/>
+        </w:rPr>
+        <w:t>Snapshot of the Output Webpage:</w:t>
+      </w:r>
+    </w:p>
+    <w:p>
+      <w:pPr>
+        <w:autoSpaceDE w:val="0"/>
+        <w:autoSpaceDN w:val="0"/>
+        <w:adjustRightInd w:val="0"/>
+        <w:spacing w:after="0" w:line="360" w:lineRule="auto"/>
+        <w:jc w:val="both"/>
+        <w:rPr>
+          <w:rFonts w:ascii="Arial" w:hAnsi="Arial" w:cs="Arial"/>
+          <w:b/>
+          <w:bCs/>
+          <w:sz w:val="28"/>
+          <w:szCs w:val="24"/>
+        </w:rPr>
+      </w:pPr>
+    </w:p>
+    <w:p>
+      <w:pPr>
+        <w:autoSpaceDE w:val="0"/>
+        <w:autoSpaceDN w:val="0"/>
+        <w:adjustRightInd w:val="0"/>
+        <w:spacing w:after="0" w:line="360" w:lineRule="auto"/>
+        <w:jc w:val="both"/>
+        <w:rPr>
+          <w:rFonts w:ascii="Arial" w:hAnsi="Arial" w:cs="Arial"/>
+          <w:b/>
+          <w:bCs/>
+          <w:sz w:val="28"/>
+          <w:szCs w:val="24"/>
+        </w:rPr>
+      </w:pPr>
+      <w:r>
+        <w:rPr>
+          <w:rFonts w:ascii="Arial" w:hAnsi="Arial" w:cs="Arial"/>
+          <w:b/>
+          <w:bCs/>
+          <w:noProof/>
+          <w:sz w:val="28"/>
+          <w:szCs w:val="24"/>
+        </w:rPr>
+        <w:drawing>
+          <wp:inline distT="0" distB="0" distL="0" distR="0">
+            <wp:extent cx="5723807" cy="4181475"/>
+            <wp:effectExtent l="19050" t="0" r="0" b="0"/>
+            <wp:docPr id="24" name="Picture 13"/>
+            <wp:cNvGraphicFramePr>
+              <a:graphicFrameLocks xmlns:a="http://schemas.openxmlformats.org/drawingml/2006/main" noChangeAspect="1"/>
+            </wp:cNvGraphicFramePr>
+            <a:graphic xmlns:a="http://schemas.openxmlformats.org/drawingml/2006/main">
+              <a:graphicData uri="http://schemas.openxmlformats.org/drawingml/2006/picture">
+                <pic:pic xmlns:pic="http://schemas.openxmlformats.org/drawingml/2006/picture">
+                  <pic:nvPicPr>
+                    <pic:cNvPr id="0" name="Picture 13"/>
+                    <pic:cNvPicPr>
+                      <a:picLocks noChangeAspect="1" noChangeArrowheads="1"/>
+                    </pic:cNvPicPr>
+                  </pic:nvPicPr>
+                  <pic:blipFill>
+                    <a:blip r:embed="rId18" cstate="print"/>
+                    <a:srcRect/>
+                    <a:stretch>
+                      <a:fillRect/>
+                    </a:stretch>
+                  </pic:blipFill>
+                  <pic:spPr bwMode="auto">
+                    <a:xfrm>
+                      <a:off x="0" y="0"/>
+                      <a:ext cx="5723807" cy="4181475"/>
+                    </a:xfrm>
+                    <a:prstGeom prst="rect">
+                      <a:avLst/>
+                    </a:prstGeom>
+                    <a:noFill/>
+                    <a:ln w="9525">
+                      <a:noFill/>
+                      <a:miter lim="800000"/>
+                      <a:headEnd/>
+                      <a:tailEnd/>
+                    </a:ln>
+                  </pic:spPr>
+                </pic:pic>
+              </a:graphicData>
+            </a:graphic>
+          </wp:inline>
+        </w:drawing>
+      </w:r>
+    </w:p>
+    <w:p>
+      <w:pPr>
+        <w:autoSpaceDE w:val="0"/>
+        <w:autoSpaceDN w:val="0"/>
+        <w:adjustRightInd w:val="0"/>
+        <w:spacing w:after="0" w:line="360" w:lineRule="auto"/>
+        <w:jc w:val="both"/>
+        <w:rPr>
+          <w:rFonts w:ascii="Arial" w:hAnsi="Arial" w:cs="Arial"/>
+          <w:b/>
+          <w:bCs/>
+          <w:sz w:val="28"/>
+          <w:szCs w:val="24"/>
+        </w:rPr>
+      </w:pPr>
+    </w:p>
+    <w:p>
+      <w:pPr>
+        <w:autoSpaceDE w:val="0"/>
+        <w:autoSpaceDN w:val="0"/>
+        <w:adjustRightInd w:val="0"/>
+        <w:spacing w:after="0" w:line="360" w:lineRule="auto"/>
+        <w:rPr>
+          <w:rFonts w:ascii="Arial" w:hAnsi="Arial" w:cs="Arial"/>
+          <w:b/>
+          <w:sz w:val="28"/>
+          <w:szCs w:val="24"/>
+        </w:rPr>
+      </w:pPr>
+    </w:p>
+    <w:p>
+      <w:pPr>
+        <w:autoSpaceDE w:val="0"/>
+        <w:autoSpaceDN w:val="0"/>
+        <w:adjustRightInd w:val="0"/>
+        <w:spacing w:after="0" w:line="360" w:lineRule="auto"/>
+        <w:rPr>
+          <w:rFonts w:ascii="Arial" w:hAnsi="Arial" w:cs="Arial"/>
+          <w:b/>
+          <w:sz w:val="28"/>
+          <w:szCs w:val="24"/>
+        </w:rPr>
+      </w:pPr>
+      <w:r>
+        <w:rPr>
+          <w:rFonts w:ascii="Arial" w:hAnsi="Arial" w:cs="Arial"/>
+          <w:b/>
+          <w:noProof/>
+          <w:sz w:val="28"/>
+          <w:szCs w:val="24"/>
+        </w:rPr>
+        <w:drawing>
+          <wp:anchor distT="0" distB="0" distL="114300" distR="114300" simplePos="0" relativeHeight="251675648" behindDoc="0" locked="0" layoutInCell="1" allowOverlap="1">
+            <wp:simplePos x="0" y="0"/>
+            <wp:positionH relativeFrom="column">
+              <wp:posOffset>4333875</wp:posOffset>
+            </wp:positionH>
+            <wp:positionV relativeFrom="page">
+              <wp:posOffset>8972550</wp:posOffset>
+            </wp:positionV>
+            <wp:extent cx="1828800" cy="914400"/>
+            <wp:effectExtent l="0" t="0" r="0" b="0"/>
+            <wp:wrapNone/>
+            <wp:docPr id="25" name="Picture 1"/>
+            <wp:cNvGraphicFramePr>
+              <a:graphicFrameLocks xmlns:a="http://schemas.openxmlformats.org/drawingml/2006/main" noChangeAspect="1"/>
+            </wp:cNvGraphicFramePr>
+            <a:graphic xmlns:a="http://schemas.openxmlformats.org/drawingml/2006/main">
+              <a:graphicData uri="http://schemas.openxmlformats.org/drawingml/2006/picture">
+                <pic:pic xmlns:pic="http://schemas.openxmlformats.org/drawingml/2006/picture">
+                  <pic:nvPicPr>
+                    <pic:cNvPr id="0" name="Picture 13"/>
+                    <pic:cNvPicPr>
+                      <a:picLocks noChangeAspect="1" noChangeArrowheads="1"/>
+                    </pic:cNvPicPr>
+                  </pic:nvPicPr>
+                  <pic:blipFill>
+                    <a:blip r:embed="rId13" cstate="print">
+                      <a:extLst>
+                        <a:ext uri="{28A0092B-C50C-407E-A947-70E740481C1C}">
+                          <a14:useLocalDpi xmlns:a14="http://schemas.microsoft.com/office/drawing/2010/main" xmlns:wps="http://schemas.microsoft.com/office/word/2010/wordprocessingShape" xmlns:wpi="http://schemas.microsoft.com/office/word/2010/wordprocessingInk" xmlns:wpg="http://schemas.microsoft.com/office/word/2010/wordprocessingGroup" xmlns:w16se="http://schemas.microsoft.com/office/word/2015/wordml/symex" xmlns:w16sdtfl="http://schemas.microsoft.com/office/word/2024/wordml/sdtformatlock" xmlns:w16sdtdh="http://schemas.microsoft.com/office/word/2020/wordml/sdtdatahash" xmlns:w16du="http://schemas.microsoft.com/office/word/2023/wordml/word16du" xmlns:w16="http://schemas.microsoft.com/office/word/2018/wordml" xmlns:w16cid="http://schemas.microsoft.com/office/word/2016/wordml/cid" xmlns:w16cex="http://schemas.microsoft.com/office/word/2018/wordml/cex" xmlns:w15="http://schemas.microsoft.com/office/word/2012/wordml" xmlns:w14="http://schemas.microsoft.com/office/word/2010/wordml" xmlns:w="http://schemas.openxmlformats.org/wordprocessingml/2006/main" xmlns:w10="urn:schemas-microsoft-com:office:word" xmlns:wp14="http://schemas.microsoft.com/office/word/2010/wordprocessingDrawing" xmlns:v="urn:schemas-microsoft-com:vml" xmlns:oel="http://schemas.microsoft.com/office/2019/extlst" xmlns:o="urn:schemas-microsoft-com:office:office" xmlns:am3d="http://schemas.microsoft.com/office/drawing/2017/model3d" xmlns:aink="http://schemas.microsoft.com/office/drawing/2016/ink" xmlns:mc="http://schemas.openxmlformats.org/markup-compatibility/2006" xmlns:cx8="http://schemas.microsoft.com/office/drawing/2016/5/14/chartex" xmlns:cx7="http://schemas.microsoft.com/office/drawing/2016/5/13/chartex" xmlns:cx6="http://schemas.microsoft.com/office/drawing/2016/5/12/chartex" xmlns:cx5="http://schemas.microsoft.com/office/drawing/2016/5/11/chartex" xmlns:cx4="http://schemas.microsoft.com/office/drawing/2016/5/10/chartex" xmlns:cx3="http://schemas.microsoft.com/office/drawing/2016/5/9/chartex" xmlns:cx2="http://schemas.microsoft.com/office/drawing/2015/10/21/chartex" xmlns:cx1="http://schemas.microsoft.com/office/drawing/2015/9/8/chartex" xmlns:cx="http://schemas.microsoft.com/office/drawing/2014/chartex" xmlns:wpc="http://schemas.microsoft.com/office/word/2010/wordprocessingCanvas" xmlns="" val="0"/>
+                        </a:ext>
+                      </a:extLst>
+                    </a:blip>
+                    <a:srcRect/>
+                    <a:stretch>
+                      <a:fillRect/>
+                    </a:stretch>
+                  </pic:blipFill>
+                  <pic:spPr bwMode="auto">
+                    <a:xfrm>
+                      <a:off x="0" y="0"/>
+                      <a:ext cx="1828800" cy="914400"/>
+                    </a:xfrm>
+                    <a:prstGeom prst="rect">
+                      <a:avLst/>
+                    </a:prstGeom>
+                    <a:noFill/>
+                  </pic:spPr>
+                </pic:pic>
+              </a:graphicData>
+            </a:graphic>
+          </wp:anchor>
+        </w:drawing>
+      </w:r>
+    </w:p>
+    <w:p>
+      <w:pPr>
+        <w:tabs>
+          <w:tab w:val="left" w:pos="8280"/>
+        </w:tabs>
+        <w:autoSpaceDE w:val="0"/>
+        <w:autoSpaceDN w:val="0"/>
+        <w:adjustRightInd w:val="0"/>
+        <w:spacing w:after="0" w:line="360" w:lineRule="auto"/>
+        <w:rPr>
+          <w:rFonts w:ascii="Arial" w:hAnsi="Arial" w:cs="Arial"/>
+          <w:b/>
+          <w:sz w:val="28"/>
+          <w:szCs w:val="24"/>
+        </w:rPr>
+      </w:pPr>
+      <w:r>
+        <w:rPr>
+          <w:rFonts w:ascii="Arial" w:hAnsi="Arial" w:cs="Arial"/>
+          <w:b/>
+          <w:sz w:val="28"/>
+          <w:szCs w:val="24"/>
+        </w:rPr>
+        <w:tab/>
+      </w:r>
+    </w:p>
+    <w:p>
+      <w:pPr>
+        <w:autoSpaceDE w:val="0"/>
+        <w:autoSpaceDN w:val="0"/>
+        <w:adjustRightInd w:val="0"/>
+        <w:spacing w:after="0" w:line="360" w:lineRule="auto"/>
+        <w:rPr>
+          <w:rFonts w:ascii="Arial" w:hAnsi="Arial" w:cs="Arial"/>
+          <w:b/>
+          <w:sz w:val="28"/>
+          <w:szCs w:val="24"/>
+        </w:rPr>
+      </w:pPr>
+    </w:p>
+    <w:p>
+      <w:pPr>
+        <w:autoSpaceDE w:val="0"/>
+        <w:autoSpaceDN w:val="0"/>
+        <w:adjustRightInd w:val="0"/>
+        <w:spacing w:after="0" w:line="360" w:lineRule="auto"/>
+        <w:rPr>
+          <w:rFonts w:ascii="Arial" w:hAnsi="Arial" w:cs="Arial"/>
+          <w:b/>
+          <w:sz w:val="28"/>
+          <w:szCs w:val="24"/>
+        </w:rPr>
+      </w:pPr>
+    </w:p>
+    <w:p>
+      <w:pPr>
+        <w:autoSpaceDE w:val="0"/>
+        <w:autoSpaceDN w:val="0"/>
+        <w:adjustRightInd w:val="0"/>
+        <w:spacing w:after="0" w:line="360" w:lineRule="auto"/>
+        <w:rPr>
+          <w:rFonts w:ascii="Arial" w:hAnsi="Arial" w:cs="Arial"/>
+          <w:b/>
           <w:sz w:val="28"/>
           <w:szCs w:val="24"/>
         </w:rPr>
@@ -38826,7 +39097,6 @@
           <w:sz w:val="21"/>
           <w:szCs w:val="21"/>
         </w:rPr>
-        <w:lastRenderedPageBreak/>
         <w:t xml:space="preserve">  </w:t>
       </w:r>
       <w:r>
@@ -38945,6 +39215,7 @@
           <w:sz w:val="28"/>
           <w:szCs w:val="24"/>
         </w:rPr>
+        <w:lastRenderedPageBreak/>
         <w:drawing>
           <wp:inline distT="0" distB="0" distL="0" distR="0">
             <wp:extent cx="4084320" cy="2297431"/>
@@ -39192,8 +39463,8 @@
       </w:pPr>
     </w:p>
     <w:sectPr>
-      <w:headerReference w:type="default" r:id="rId18"/>
-      <w:footerReference w:type="default" r:id="rId19"/>
+      <w:headerReference w:type="default" r:id="rId19"/>
+      <w:footerReference w:type="default" r:id="rId20"/>
       <w:pgSz w:w="11907" w:h="16839" w:code="9"/>
       <w:pgMar w:top="1440" w:right="1440" w:bottom="1440" w:left="1440" w:header="720" w:footer="720" w:gutter="0"/>
       <w:pgBorders w:offsetFrom="page">
@@ -47217,7 +47488,7 @@
   <w:style w:type="paragraph" w:default="1" w:styleId="Normal">
     <w:name w:val="Normal"/>
     <w:qFormat/>
-    <w:rsid w:val="00DF37D5"/>
+    <w:rsid w:val="00F213D3"/>
   </w:style>
   <w:style w:type="paragraph" w:styleId="Heading1">
     <w:name w:val="heading 1"/>
